--- a/Problema_de_Aplicacion_02.docx
+++ b/Problema_de_Aplicacion_02.docx
@@ -13,7 +13,7 @@
         <w:rPr>
           <w:b/>
         </w:rPr>
-        <w:t>PROBLEMA</w:t>
+        <w:t>EJERCICIO</w:t>
       </w:r>
       <w:r>
         <w:rPr>
